--- a/02-drafts/RFP-008/New-Com TAB Draft Att A.docx
+++ b/02-drafts/RFP-008/New-Com TAB Draft Att A.docx
@@ -242,7 +242,7 @@
           <w:szCs w:val="20"/>
           <w:highlight w:val="yellow"/>
         </w:rPr>
-        <w:t xml:space="preserve"/>
+        <w:t xml:space="preserve">Las Vegas, NV 89119</w:t>
       </w:r>
     </w:p>
     <w:p>

--- a/02-drafts/RFP-008/New-Com TAB Draft Att A.docx
+++ b/02-drafts/RFP-008/New-Com TAB Draft Att A.docx
@@ -3723,7 +3723,7 @@
           <w:szCs w:val="20"/>
           <w:highlight w:val="yellow"/>
         </w:rPr>
-        <w:t xml:space="preserve">General Scope Requirements - The following requirements shall apply to all work under this Scope of Work package:</w:t>
+        <w:t xml:space="preserve">General Scope Requirements</w:t>
       </w:r>
       <w:r>
         <w:rPr>
@@ -7490,7 +7490,7 @@
           <w:szCs w:val="20"/>
           <w:highlight w:val="yellow"/>
         </w:rPr>
-        <w:t xml:space="preserve">Long jump pit sand and rip rap at the swale, which are included in the Landscaping &amp; Irrigation Scope of Work</w:t>
+        <w:t xml:space="preserve">Long jump pit sand and rip rap at the swale</w:t>
       </w:r>
     </w:p>
     <w:p>
